--- a/docs/package/03_Contracts/iNXT_BrokerVerse_Software_Subscription_Agreement.docx
+++ b/docs/package/03_Contracts/iNXT_BrokerVerse_Software_Subscription_Agreement.docx
@@ -789,7 +789,7 @@
             </w:rPr>
             <w:fldChar w:fldCharType="separate"/>
           </w:r>
-          <w:hyperlink w:anchor="__RefHeading___Toc37098_4049217194">
+          <w:hyperlink w:anchor="__RefHeading___Toc37098_3199679052">
             <w:r>
               <w:rPr>
                 <w:webHidden/>
@@ -824,7 +824,7 @@
             </w:tabs>
             <w:rPr/>
           </w:pPr>
-          <w:hyperlink w:anchor="__RefHeading___Toc37100_4049217194">
+          <w:hyperlink w:anchor="__RefHeading___Toc37100_3199679052">
             <w:r>
               <w:rPr>
                 <w:webHidden/>
@@ -853,7 +853,7 @@
             </w:tabs>
             <w:rPr/>
           </w:pPr>
-          <w:hyperlink w:anchor="__RefHeading___Toc37102_4049217194">
+          <w:hyperlink w:anchor="__RefHeading___Toc37102_3199679052">
             <w:r>
               <w:rPr>
                 <w:webHidden/>
@@ -875,7 +875,7 @@
             </w:tabs>
             <w:rPr/>
           </w:pPr>
-          <w:hyperlink w:anchor="__RefHeading___Toc37104_4049217194">
+          <w:hyperlink w:anchor="__RefHeading___Toc37104_3199679052">
             <w:r>
               <w:rPr>
                 <w:webHidden/>
@@ -897,7 +897,7 @@
             </w:tabs>
             <w:rPr/>
           </w:pPr>
-          <w:hyperlink w:anchor="__RefHeading___Toc37106_4049217194">
+          <w:hyperlink w:anchor="__RefHeading___Toc37106_3199679052">
             <w:r>
               <w:rPr>
                 <w:webHidden/>
@@ -919,7 +919,7 @@
             </w:tabs>
             <w:rPr/>
           </w:pPr>
-          <w:hyperlink w:anchor="__RefHeading___Toc37108_4049217194">
+          <w:hyperlink w:anchor="__RefHeading___Toc37108_3199679052">
             <w:r>
               <w:rPr>
                 <w:webHidden/>
@@ -941,7 +941,7 @@
             </w:tabs>
             <w:rPr/>
           </w:pPr>
-          <w:hyperlink w:anchor="__RefHeading___Toc37110_4049217194">
+          <w:hyperlink w:anchor="__RefHeading___Toc37110_3199679052">
             <w:r>
               <w:rPr>
                 <w:webHidden/>
@@ -963,7 +963,7 @@
             </w:tabs>
             <w:rPr/>
           </w:pPr>
-          <w:hyperlink w:anchor="__RefHeading___Toc37112_4049217194">
+          <w:hyperlink w:anchor="__RefHeading___Toc37112_3199679052">
             <w:r>
               <w:rPr>
                 <w:webHidden/>
@@ -985,7 +985,7 @@
             </w:tabs>
             <w:rPr/>
           </w:pPr>
-          <w:hyperlink w:anchor="__RefHeading___Toc37114_4049217194">
+          <w:hyperlink w:anchor="__RefHeading___Toc37114_3199679052">
             <w:r>
               <w:rPr>
                 <w:webHidden/>
@@ -1007,7 +1007,7 @@
             </w:tabs>
             <w:rPr/>
           </w:pPr>
-          <w:hyperlink w:anchor="__RefHeading___Toc37116_4049217194">
+          <w:hyperlink w:anchor="__RefHeading___Toc37116_3199679052">
             <w:r>
               <w:rPr>
                 <w:webHidden/>
@@ -1029,7 +1029,7 @@
             </w:tabs>
             <w:rPr/>
           </w:pPr>
-          <w:hyperlink w:anchor="__RefHeading___Toc37118_4049217194">
+          <w:hyperlink w:anchor="__RefHeading___Toc37118_3199679052">
             <w:r>
               <w:rPr>
                 <w:webHidden/>
@@ -1051,7 +1051,7 @@
             </w:tabs>
             <w:rPr/>
           </w:pPr>
-          <w:hyperlink w:anchor="__RefHeading___Toc37120_4049217194">
+          <w:hyperlink w:anchor="__RefHeading___Toc37120_3199679052">
             <w:r>
               <w:rPr>
                 <w:webHidden/>
@@ -1073,7 +1073,7 @@
             </w:tabs>
             <w:rPr/>
           </w:pPr>
-          <w:hyperlink w:anchor="__RefHeading___Toc37122_4049217194">
+          <w:hyperlink w:anchor="__RefHeading___Toc37122_3199679052">
             <w:r>
               <w:rPr>
                 <w:webHidden/>
@@ -1095,7 +1095,7 @@
             </w:tabs>
             <w:rPr/>
           </w:pPr>
-          <w:hyperlink w:anchor="__RefHeading___Toc37124_4049217194">
+          <w:hyperlink w:anchor="__RefHeading___Toc37124_3199679052">
             <w:r>
               <w:rPr>
                 <w:webHidden/>
@@ -1117,7 +1117,7 @@
             </w:tabs>
             <w:rPr/>
           </w:pPr>
-          <w:hyperlink w:anchor="__RefHeading___Toc37126_4049217194">
+          <w:hyperlink w:anchor="__RefHeading___Toc37126_3199679052">
             <w:r>
               <w:rPr>
                 <w:webHidden/>
@@ -1139,7 +1139,7 @@
             </w:tabs>
             <w:rPr/>
           </w:pPr>
-          <w:hyperlink w:anchor="__RefHeading___Toc37128_4049217194">
+          <w:hyperlink w:anchor="__RefHeading___Toc37128_3199679052">
             <w:r>
               <w:rPr>
                 <w:webHidden/>
@@ -1161,7 +1161,7 @@
             </w:tabs>
             <w:rPr/>
           </w:pPr>
-          <w:hyperlink w:anchor="__RefHeading___Toc37130_4049217194">
+          <w:hyperlink w:anchor="__RefHeading___Toc37130_3199679052">
             <w:r>
               <w:rPr>
                 <w:webHidden/>
@@ -1183,7 +1183,7 @@
             </w:tabs>
             <w:rPr/>
           </w:pPr>
-          <w:hyperlink w:anchor="__RefHeading___Toc37132_4049217194">
+          <w:hyperlink w:anchor="__RefHeading___Toc37132_3199679052">
             <w:r>
               <w:rPr>
                 <w:webHidden/>
@@ -1205,7 +1205,7 @@
             </w:tabs>
             <w:rPr/>
           </w:pPr>
-          <w:hyperlink w:anchor="__RefHeading___Toc37134_4049217194">
+          <w:hyperlink w:anchor="__RefHeading___Toc37134_3199679052">
             <w:r>
               <w:rPr>
                 <w:webHidden/>
@@ -1227,7 +1227,7 @@
             </w:tabs>
             <w:rPr/>
           </w:pPr>
-          <w:hyperlink w:anchor="__RefHeading___Toc37136_4049217194">
+          <w:hyperlink w:anchor="__RefHeading___Toc37136_3199679052">
             <w:r>
               <w:rPr>
                 <w:webHidden/>
@@ -1249,7 +1249,7 @@
             </w:tabs>
             <w:rPr/>
           </w:pPr>
-          <w:hyperlink w:anchor="__RefHeading___Toc37138_4049217194">
+          <w:hyperlink w:anchor="__RefHeading___Toc37138_3199679052">
             <w:r>
               <w:rPr>
                 <w:webHidden/>
@@ -1271,7 +1271,7 @@
             </w:tabs>
             <w:rPr/>
           </w:pPr>
-          <w:hyperlink w:anchor="__RefHeading___Toc37140_4049217194">
+          <w:hyperlink w:anchor="__RefHeading___Toc37140_3199679052">
             <w:r>
               <w:rPr>
                 <w:webHidden/>
@@ -1293,7 +1293,7 @@
             </w:tabs>
             <w:rPr/>
           </w:pPr>
-          <w:hyperlink w:anchor="__RefHeading___Toc37142_4049217194">
+          <w:hyperlink w:anchor="__RefHeading___Toc37142_3199679052">
             <w:r>
               <w:rPr>
                 <w:webHidden/>
@@ -1315,7 +1315,7 @@
             </w:tabs>
             <w:rPr/>
           </w:pPr>
-          <w:hyperlink w:anchor="__RefHeading___Toc37144_4049217194">
+          <w:hyperlink w:anchor="__RefHeading___Toc37144_3199679052">
             <w:r>
               <w:rPr>
                 <w:webHidden/>
@@ -1337,7 +1337,7 @@
             </w:tabs>
             <w:rPr/>
           </w:pPr>
-          <w:hyperlink w:anchor="__RefHeading___Toc37146_4049217194">
+          <w:hyperlink w:anchor="__RefHeading___Toc37146_3199679052">
             <w:r>
               <w:rPr>
                 <w:webHidden/>
@@ -1359,7 +1359,7 @@
             </w:tabs>
             <w:rPr/>
           </w:pPr>
-          <w:hyperlink w:anchor="__RefHeading___Toc37148_4049217194">
+          <w:hyperlink w:anchor="__RefHeading___Toc37148_3199679052">
             <w:r>
               <w:rPr>
                 <w:webHidden/>
@@ -1381,7 +1381,7 @@
             </w:tabs>
             <w:rPr/>
           </w:pPr>
-          <w:hyperlink w:anchor="__RefHeading___Toc37150_4049217194">
+          <w:hyperlink w:anchor="__RefHeading___Toc37150_3199679052">
             <w:r>
               <w:rPr>
                 <w:webHidden/>
@@ -1403,7 +1403,7 @@
             </w:tabs>
             <w:rPr/>
           </w:pPr>
-          <w:hyperlink w:anchor="__RefHeading___Toc37152_4049217194">
+          <w:hyperlink w:anchor="__RefHeading___Toc37152_3199679052">
             <w:r>
               <w:rPr>
                 <w:webHidden/>
@@ -1451,7 +1451,7 @@
       <w:r>
         <w:br w:type="page"/>
       </w:r>
-      <w:bookmarkStart w:id="0" w:name="__RefHeading___Toc37098_4049217194"/>
+      <w:bookmarkStart w:id="0" w:name="__RefHeading___Toc37098_3199679052"/>
       <w:bookmarkStart w:id="1" w:name="_Toc48319687"/>
       <w:bookmarkStart w:id="2" w:name="_Toc11824118"/>
       <w:bookmarkEnd w:id="0"/>
@@ -2096,7 +2096,7 @@
           <w:spacing w:val="0"/>
         </w:rPr>
       </w:pPr>
-      <w:bookmarkStart w:id="4" w:name="__RefHeading___Toc37100_4049217194"/>
+      <w:bookmarkStart w:id="4" w:name="__RefHeading___Toc37100_3199679052"/>
       <w:bookmarkStart w:id="5" w:name="_Toc233203388"/>
       <w:bookmarkEnd w:id="4"/>
       <w:r>
@@ -3243,7 +3243,7 @@
         <w:pageBreakBefore w:val="false"/>
         <w:rPr/>
       </w:pPr>
-      <w:bookmarkStart w:id="6" w:name="__RefHeading___Toc37102_4049217194"/>
+      <w:bookmarkStart w:id="6" w:name="__RefHeading___Toc37102_3199679052"/>
       <w:bookmarkEnd w:id="6"/>
       <w:r>
         <w:rPr>
@@ -3329,7 +3329,7 @@
         <w:pStyle w:val="Heading1"/>
         <w:rPr/>
       </w:pPr>
-      <w:bookmarkStart w:id="7" w:name="__RefHeading___Toc37104_4049217194"/>
+      <w:bookmarkStart w:id="7" w:name="__RefHeading___Toc37104_3199679052"/>
       <w:bookmarkEnd w:id="7"/>
       <w:r>
         <w:rPr>
@@ -3346,7 +3346,7 @@
         <w:pStyle w:val="Heading2"/>
         <w:rPr/>
       </w:pPr>
-      <w:bookmarkStart w:id="8" w:name="__RefHeading___Toc37106_4049217194"/>
+      <w:bookmarkStart w:id="8" w:name="__RefHeading___Toc37106_3199679052"/>
       <w:bookmarkEnd w:id="8"/>
       <w:r>
         <w:rPr>
@@ -3446,7 +3446,7 @@
         <w:pStyle w:val="Heading2"/>
         <w:rPr/>
       </w:pPr>
-      <w:bookmarkStart w:id="9" w:name="__RefHeading___Toc37108_4049217194"/>
+      <w:bookmarkStart w:id="9" w:name="__RefHeading___Toc37108_3199679052"/>
       <w:bookmarkEnd w:id="9"/>
       <w:r>
         <w:rPr>
@@ -4185,7 +4185,7 @@
       <w:r>
         <w:br w:type="page"/>
       </w:r>
-      <w:bookmarkStart w:id="10" w:name="__RefHeading___Toc37110_4049217194"/>
+      <w:bookmarkStart w:id="10" w:name="__RefHeading___Toc37110_3199679052"/>
       <w:bookmarkEnd w:id="10"/>
       <w:r>
         <w:rPr>
@@ -4202,7 +4202,7 @@
         <w:pStyle w:val="Heading2"/>
         <w:rPr/>
       </w:pPr>
-      <w:bookmarkStart w:id="11" w:name="__RefHeading___Toc37112_4049217194"/>
+      <w:bookmarkStart w:id="11" w:name="__RefHeading___Toc37112_3199679052"/>
       <w:bookmarkEnd w:id="11"/>
       <w:r>
         <w:rPr>
@@ -4295,7 +4295,7 @@
         <w:pStyle w:val="Heading2"/>
         <w:rPr/>
       </w:pPr>
-      <w:bookmarkStart w:id="12" w:name="__RefHeading___Toc37114_4049217194"/>
+      <w:bookmarkStart w:id="12" w:name="__RefHeading___Toc37114_3199679052"/>
       <w:bookmarkEnd w:id="12"/>
       <w:r>
         <w:rPr>
@@ -4993,7 +4993,7 @@
         <w:pStyle w:val="Heading2"/>
         <w:rPr/>
       </w:pPr>
-      <w:bookmarkStart w:id="13" w:name="__RefHeading___Toc37116_4049217194"/>
+      <w:bookmarkStart w:id="13" w:name="__RefHeading___Toc37116_3199679052"/>
       <w:bookmarkEnd w:id="13"/>
       <w:r>
         <w:rPr>
@@ -5070,7 +5070,7 @@
         <w:pStyle w:val="Heading1"/>
         <w:rPr/>
       </w:pPr>
-      <w:bookmarkStart w:id="14" w:name="__RefHeading___Toc37118_4049217194"/>
+      <w:bookmarkStart w:id="14" w:name="__RefHeading___Toc37118_3199679052"/>
       <w:bookmarkEnd w:id="14"/>
       <w:r>
         <w:rPr>
@@ -5087,7 +5087,7 @@
         <w:pStyle w:val="Heading2"/>
         <w:rPr/>
       </w:pPr>
-      <w:bookmarkStart w:id="15" w:name="__RefHeading___Toc37120_4049217194"/>
+      <w:bookmarkStart w:id="15" w:name="__RefHeading___Toc37120_3199679052"/>
       <w:bookmarkEnd w:id="15"/>
       <w:r>
         <w:rPr>
@@ -5119,7 +5119,7 @@
         <w:pStyle w:val="Heading2"/>
         <w:rPr/>
       </w:pPr>
-      <w:bookmarkStart w:id="16" w:name="__RefHeading___Toc37122_4049217194"/>
+      <w:bookmarkStart w:id="16" w:name="__RefHeading___Toc37122_3199679052"/>
       <w:bookmarkEnd w:id="16"/>
       <w:r>
         <w:rPr>
@@ -5151,7 +5151,7 @@
         <w:pStyle w:val="Heading2"/>
         <w:rPr/>
       </w:pPr>
-      <w:bookmarkStart w:id="17" w:name="__RefHeading___Toc37124_4049217194"/>
+      <w:bookmarkStart w:id="17" w:name="__RefHeading___Toc37124_3199679052"/>
       <w:bookmarkEnd w:id="17"/>
       <w:r>
         <w:rPr>
@@ -5186,7 +5186,7 @@
         <w:pStyle w:val="Heading1"/>
         <w:rPr/>
       </w:pPr>
-      <w:bookmarkStart w:id="18" w:name="__RefHeading___Toc37126_4049217194"/>
+      <w:bookmarkStart w:id="18" w:name="__RefHeading___Toc37126_3199679052"/>
       <w:bookmarkEnd w:id="18"/>
       <w:r>
         <w:rPr>
@@ -5203,7 +5203,7 @@
         <w:pStyle w:val="Heading2"/>
         <w:rPr/>
       </w:pPr>
-      <w:bookmarkStart w:id="19" w:name="__RefHeading___Toc37128_4049217194"/>
+      <w:bookmarkStart w:id="19" w:name="__RefHeading___Toc37128_3199679052"/>
       <w:bookmarkEnd w:id="19"/>
       <w:r>
         <w:rPr>
@@ -5235,7 +5235,7 @@
         <w:pStyle w:val="Heading2"/>
         <w:rPr/>
       </w:pPr>
-      <w:bookmarkStart w:id="20" w:name="__RefHeading___Toc37130_4049217194"/>
+      <w:bookmarkStart w:id="20" w:name="__RefHeading___Toc37130_3199679052"/>
       <w:bookmarkEnd w:id="20"/>
       <w:r>
         <w:rPr>
@@ -5328,7 +5328,7 @@
         <w:pStyle w:val="Heading2"/>
         <w:rPr/>
       </w:pPr>
-      <w:bookmarkStart w:id="21" w:name="__RefHeading___Toc37132_4049217194"/>
+      <w:bookmarkStart w:id="21" w:name="__RefHeading___Toc37132_3199679052"/>
       <w:bookmarkEnd w:id="21"/>
       <w:r>
         <w:rPr>
@@ -5424,7 +5424,7 @@
         <w:pStyle w:val="Heading1"/>
         <w:rPr/>
       </w:pPr>
-      <w:bookmarkStart w:id="22" w:name="__RefHeading___Toc37134_4049217194"/>
+      <w:bookmarkStart w:id="22" w:name="__RefHeading___Toc37134_3199679052"/>
       <w:bookmarkEnd w:id="22"/>
       <w:r>
         <w:rPr>
@@ -5569,7 +5569,7 @@
         <w:pStyle w:val="Heading1"/>
         <w:rPr/>
       </w:pPr>
-      <w:bookmarkStart w:id="23" w:name="__RefHeading___Toc37136_4049217194"/>
+      <w:bookmarkStart w:id="23" w:name="__RefHeading___Toc37136_3199679052"/>
       <w:bookmarkEnd w:id="23"/>
       <w:r>
         <w:rPr>
@@ -5604,7 +5604,7 @@
         <w:pStyle w:val="Heading1"/>
         <w:rPr/>
       </w:pPr>
-      <w:bookmarkStart w:id="24" w:name="__RefHeading___Toc37138_4049217194"/>
+      <w:bookmarkStart w:id="24" w:name="__RefHeading___Toc37138_3199679052"/>
       <w:bookmarkEnd w:id="24"/>
       <w:r>
         <w:rPr>
@@ -5621,7 +5621,7 @@
         <w:pStyle w:val="Heading2"/>
         <w:rPr/>
       </w:pPr>
-      <w:bookmarkStart w:id="25" w:name="__RefHeading___Toc37140_4049217194"/>
+      <w:bookmarkStart w:id="25" w:name="__RefHeading___Toc37140_3199679052"/>
       <w:bookmarkEnd w:id="25"/>
       <w:r>
         <w:rPr>
@@ -5653,7 +5653,7 @@
         <w:pStyle w:val="Heading2"/>
         <w:rPr/>
       </w:pPr>
-      <w:bookmarkStart w:id="26" w:name="__RefHeading___Toc37142_4049217194"/>
+      <w:bookmarkStart w:id="26" w:name="__RefHeading___Toc37142_3199679052"/>
       <w:bookmarkEnd w:id="26"/>
       <w:r>
         <w:rPr>
@@ -5727,7 +5727,7 @@
         <w:pStyle w:val="Heading2"/>
         <w:rPr/>
       </w:pPr>
-      <w:bookmarkStart w:id="27" w:name="__RefHeading___Toc37144_4049217194"/>
+      <w:bookmarkStart w:id="27" w:name="__RefHeading___Toc37144_3199679052"/>
       <w:bookmarkEnd w:id="27"/>
       <w:r>
         <w:rPr>
@@ -5823,7 +5823,7 @@
         <w:pStyle w:val="Heading1"/>
         <w:rPr/>
       </w:pPr>
-      <w:bookmarkStart w:id="28" w:name="__RefHeading___Toc37146_4049217194"/>
+      <w:bookmarkStart w:id="28" w:name="__RefHeading___Toc37146_3199679052"/>
       <w:bookmarkEnd w:id="28"/>
       <w:r>
         <w:rPr>
@@ -5900,7 +5900,7 @@
         <w:pStyle w:val="Heading1"/>
         <w:rPr/>
       </w:pPr>
-      <w:bookmarkStart w:id="29" w:name="__RefHeading___Toc37148_4049217194"/>
+      <w:bookmarkStart w:id="29" w:name="__RefHeading___Toc37148_3199679052"/>
       <w:bookmarkEnd w:id="29"/>
       <w:r>
         <w:rPr>
@@ -6331,7 +6331,7 @@
       <w:r>
         <w:br w:type="page"/>
       </w:r>
-      <w:bookmarkStart w:id="30" w:name="__RefHeading___Toc37150_4049217194"/>
+      <w:bookmarkStart w:id="30" w:name="__RefHeading___Toc37150_3199679052"/>
       <w:bookmarkEnd w:id="30"/>
       <w:r>
         <w:rPr>
@@ -7469,7 +7469,7 @@
       <w:r>
         <w:br w:type="page"/>
       </w:r>
-      <w:bookmarkStart w:id="31" w:name="__RefHeading___Toc37152_4049217194"/>
+      <w:bookmarkStart w:id="31" w:name="__RefHeading___Toc37152_3199679052"/>
       <w:bookmarkStart w:id="32" w:name="_Toc233203395"/>
       <w:bookmarkEnd w:id="31"/>
       <w:r>
